--- a/1_Диверсифікація інвестицій/2_Залікове завдання 2.docx
+++ b/1_Диверсифікація інвестицій/2_Залікове завдання 2.docx
@@ -18,6 +18,203 @@
       </w:r>
     </w:p>
     <w:p/>
+    <w:p>
+      <w:pPr>
+        <w:jc w:val="center"/>
+      </w:pPr>
+      <w:r>
+        <w:rPr>
+          <w:b/>
+          <w:sz w:val="26"/>
+        </w:rPr>
+        <w:t>Проблеми і шляхи удосконалення інвестиційних процесів ТНК в Україні</w:t>
+      </w:r>
+    </w:p>
+    <w:p>
+      <w:pPr>
+        <w:jc w:val="center"/>
+      </w:pPr>
+      <w:r>
+        <w:t>(дослідницький проєкт)</w:t>
+      </w:r>
+    </w:p>
+    <w:p>
+      <w:pPr>
+        <w:spacing w:before="200"/>
+      </w:pPr>
+      <w:r>
+        <w:rPr>
+          <w:b/>
+        </w:rPr>
+        <w:t>Вступ</w:t>
+      </w:r>
+    </w:p>
+    <w:p>
+      <w:pPr>
+        <w:spacing w:after="120"/>
+        <w:ind w:firstLine="360"/>
+      </w:pPr>
+      <w:r>
+        <w:t>Тему свого проєкту я обрав, виходячи з того, що транснаціональні корпорації сьогодні є чи не основним каналом, через який країна отримує не лише капітал, а й сучасні технології, управлінський досвід і місце у глобальних ланцюгах створення вартості. Для України, яка потребує модернізації економіки та подальшої відбудови, питання залучення й ефективного використання інвестицій ТНК має без перебільшення стратегічне значення. Метою дослідження я поставив виявити проблеми, що супроводжують інвестиційні процеси ТНК в Україні, і запропонувати шляхи їх удосконалення з огляду на досвід країн Європейського Союзу. Об’єктом дослідження є самі інвестиційні процеси ТНК у національній економіці, а предметом — механізми, здатні зробити ці процеси ефективнішими.</w:t>
+      </w:r>
+    </w:p>
+    <w:p>
+      <w:pPr>
+        <w:spacing w:before="200"/>
+      </w:pPr>
+      <w:r>
+        <w:rPr>
+          <w:b/>
+        </w:rPr>
+        <w:t>Особливості інвестиційної діяльності ТНК в Україні</w:t>
+      </w:r>
+    </w:p>
+    <w:p>
+      <w:pPr>
+        <w:spacing w:after="120"/>
+        <w:ind w:firstLine="360"/>
+      </w:pPr>
+      <w:r>
+        <w:t>Передусім варто оцінити масштаб присутності. За даними, наведеними у курсі, в Україні діє близько 7,3 тисячі філій іноземних ТНК, тоді як у світі їх понад вісімсот тисяч. Тобто на нашу країну припадає менше одного відсотка — приблизно 0,9% їхньої загальної кількості. Уже сама ця цифра показує, наскільки невикористаним залишається потенціал.</w:t>
+      </w:r>
+    </w:p>
+    <w:p>
+      <w:pPr>
+        <w:spacing w:after="120"/>
+        <w:ind w:firstLine="360"/>
+      </w:pPr>
+      <w:r>
+        <w:t>Інтерес ТНК зосереджений у тих галузях, де Україна має очевидні конкурентні переваги. Найбільше прямих іноземних інвестицій традиційно надходило у харчову промисловість і переробку сільгосппродукції — близько 16% від загального обсягу; помітні частки припадали на торгівлю, фінансову сферу, машинобудування й транспорт. Серед компаній, що працюють на українському ринку, можна назвати Nestlé, PepsiCo, Procter &amp; Gamble, Coca-Cola, тютюнові JT International, Philip Morris та Imperial Tobacco, агропромислові Bunge і Cargill. Показово, що найбільшу виручку формували саме корпорації харчової й тютюнової галузей — це підтверджує орієнтацію іноземного капіталу на переробну промисловість.</w:t>
+      </w:r>
+    </w:p>
+    <w:p>
+      <w:pPr>
+        <w:spacing w:before="200"/>
+      </w:pPr>
+      <w:r>
+        <w:rPr>
+          <w:b/>
+        </w:rPr>
+        <w:t>Проблеми залучення інвестицій ТНК</w:t>
+      </w:r>
+    </w:p>
+    <w:p>
+      <w:pPr>
+        <w:spacing w:after="120"/>
+        <w:ind w:firstLine="360"/>
+      </w:pPr>
+      <w:r>
+        <w:t>Попри наявний потенціал, Україна давно фігурує серед країн, ризикованих для інвестування, і причин тут одразу кілька. Якщо узагальнити те, на що звертають увагу й матеріали курсу, і самі іноземні інвестори, ключові перешкоди такі:</w:t>
+      </w:r>
+    </w:p>
+    <w:p>
+      <w:r>
+        <w:t>— недосконала система супроводу та підтримки інвестора й брак чітких правових норм, які відповідали б усталеним міжнародним стандартам;</w:t>
+      </w:r>
+    </w:p>
+    <w:p>
+      <w:r>
+        <w:t>— відсутність дієвого спеціального органу, що цілеспрямовано шукав би й залучав прямі іноземні інвестиції;</w:t>
+      </w:r>
+    </w:p>
+    <w:p>
+      <w:r>
+        <w:t>— слабке просування інвестиційного потенціалу регіонів, через що зарубіжні ділові кола просто мало про нього знають;</w:t>
+      </w:r>
+    </w:p>
+    <w:p>
+      <w:r>
+        <w:t>— недостатня якість і конкурентність самих інвестиційних пропозицій;</w:t>
+      </w:r>
+    </w:p>
+    <w:p>
+      <w:r>
+        <w:t>— високе податкове навантаження, особливо на прибуток, складні умови для малого й середнього бізнесу, наявність монополій та ознак рейдерства;</w:t>
+      </w:r>
+    </w:p>
+    <w:p>
+      <w:r>
+        <w:t>— брак місцевих преференцій і стимулів для діючих та потенційних інвесторів.</w:t>
+      </w:r>
+    </w:p>
+    <w:p>
+      <w:pPr>
+        <w:spacing w:after="120"/>
+        <w:ind w:firstLine="360"/>
+      </w:pPr>
+      <w:r>
+        <w:t>Окремо слід наголосити на тому, що самі інвестори ставлять на перше місце, — це безпека й захист прав власності. Поки бізнес не має впевненості, що завтра його не «віджимуть» і не розгорнуть проти нього недобросовісну кампанію, жодні податкові пільги не спрацюють повною мірою. До цього додаються макроекономічна нестабільність, корупція, застаріла матеріально-технічна база, а в останні роки — і безпекові ризики, спричинені війною та руйнуванням інфраструктури.</w:t>
+      </w:r>
+    </w:p>
+    <w:p>
+      <w:pPr>
+        <w:spacing w:before="200"/>
+      </w:pPr>
+      <w:r>
+        <w:rPr>
+          <w:b/>
+        </w:rPr>
+        <w:t>Шляхи удосконалення з урахуванням досвіду ЄС</w:t>
+      </w:r>
+    </w:p>
+    <w:p>
+      <w:pPr>
+        <w:spacing w:after="120"/>
+        <w:ind w:firstLine="360"/>
+      </w:pPr>
+      <w:r>
+        <w:t>На мою думку, проблеми ці взаємопов’язані, тому й вирішувати їх потрібно комплексно. Першочерговим бачу наведення ладу в інституційному середовищі: створення повноцінного агентства із залучення та супроводу інвестицій, яке працювало б за принципом «єдиного вікна», — саме такою логікою свого часу скористалися Ірландія та Польща. Не менш важливими є реальні гарантії захисту прав власності й інвестицій, без яких решта заходів втрачає сенс.</w:t>
+      </w:r>
+    </w:p>
+    <w:p>
+      <w:pPr>
+        <w:spacing w:after="120"/>
+        <w:ind w:firstLine="360"/>
+      </w:pPr>
+      <w:r>
+        <w:t>Далі — інфраструктурні та фіскальні стимули. Досвід Польщі, Чехії та країн Балтії показує, що добре працюють індустріальні парки й спеціальні економічні зони з готовою інфраструктурою та податковими преференціями, а також прозорі режими для великих інвесторів. Паралельно потрібен активний інвестиційний маркетинг регіонів: якісні інвестпропозиції, бази даних, цілеспрямована робота з потенційними інвесторами. Нарешті, варто узгодити політику залучення інвестицій з інноваційною політикою та курсом на інтеграцію українських виробництв у глобальні ланцюги створення вартості, а також послідовно спрощувати адміністративні процедури й долати корупцію.</w:t>
+      </w:r>
+    </w:p>
+    <w:p>
+      <w:pPr>
+        <w:spacing w:before="200"/>
+      </w:pPr>
+      <w:r>
+        <w:rPr>
+          <w:b/>
+        </w:rPr>
+        <w:t>Висновки</w:t>
+      </w:r>
+    </w:p>
+    <w:p>
+      <w:pPr>
+        <w:spacing w:after="120"/>
+        <w:ind w:firstLine="360"/>
+      </w:pPr>
+      <w:r>
+        <w:t>Підсумовуючи, зазначу: ТНК справді відіграють вирішальну роль у залученні капіталу й технологій, проте їхня присутність в Україні поки що залишається непропорційно малою. Основні бар’єри лежать радше не в економічній привабливості як такій, а в інституційній, фіскальній та безпековій площинах. Тому й удосконалення інвестиційних процесів я бачу у комплексних змінах — дієвих інституціях, гарантіях безпеки, інфраструктурних і податкових стимулах за зразком ЄС та активному просуванні країни серед інвесторів. У контексті майбутньої відбудови саме така політика здатна перетворити Україну з ризикованого на привабливий напрям для інвестицій ТНК.</w:t>
+      </w:r>
+    </w:p>
+    <w:p>
+      <w:pPr>
+        <w:spacing w:before="200"/>
+      </w:pPr>
+      <w:r>
+        <w:rPr>
+          <w:b/>
+        </w:rPr>
+        <w:t>Текст виступу для захисту</w:t>
+      </w:r>
+    </w:p>
+    <w:p>
+      <w:pPr>
+        <w:spacing w:after="120"/>
+        <w:ind w:firstLine="360"/>
+      </w:pPr>
+      <w:r>
+        <w:t>Шановні члени комісії! Тема мого проєкту — проблеми і шляхи удосконалення інвестиційних процесів ТНК в Україні. Її актуальність у тому, що саме транснаціональні корпорації приносять у країну капітал, технології та доступ до світових ринків, а для України це особливо важливо з огляду на потребу модернізації й відбудови. У ході дослідження я з’ясував, що присутність ТНК у нас непропорційно мала — менше одного відсотка світових філій, хоча потенціал, передусім у харчовій і переробній галузях, значний. Головні перешкоди — слабкий захист прав власності, недосконалий супровід інвестора, високі податки, корупція й безпекові ризики. Як вихід я пропоную, спираючись на досвід ЄС, створити дієве агентство із залучення інвестицій за принципом «єдиного вікна», забезпечити гарантії захисту вкладень, розвивати індустріальні парки й активно просувати інвестиційний потенціал регіонів. Загальний висновок такий: лише комплексне покращення інституційного, податкового та безпекового середовища дозволить суттєво наростити приплив якісних інвестицій ТНК. Дякую за увагу, готовий відповісти на запитання.</w:t>
+      </w:r>
+    </w:p>
     <w:sectPr>
       <w:pgSz w:w="11906" w:h="16838"/>
       <w:pgMar w:top="1440" w:right="1440" w:bottom="1440" w:left="1440" w:header="708" w:footer="708" w:gutter="0"/>

--- a/1_Диверсифікація інвестицій/2_Залікове завдання 2.docx
+++ b/1_Диверсифікація інвестицій/2_Залікове завдання 2.docx
@@ -18,6 +18,192 @@
       </w:r>
     </w:p>
     <w:p/>
+    <w:p/>
+    <w:p>
+      <w:pPr>
+        <w:jc w:val="center"/>
+      </w:pPr>
+      <w:r>
+        <w:rPr>
+          <w:b/>
+          <w:sz w:val="28"/>
+        </w:rPr>
+        <w:t>ДОСЛІДНИЦЬКИЙ ПРОЄКТ</w:t>
+      </w:r>
+    </w:p>
+    <w:p>
+      <w:pPr>
+        <w:jc w:val="center"/>
+      </w:pPr>
+      <w:r>
+        <w:rPr>
+          <w:b/>
+          <w:sz w:val="26"/>
+        </w:rPr>
+        <w:t>«Проблеми і шляхи удосконалення інвестиційних процесів ТНК в Україні»</w:t>
+      </w:r>
+    </w:p>
+    <w:p/>
+    <w:p>
+      <w:r>
+        <w:rPr>
+          <w:b/>
+          <w:sz w:val="24"/>
+        </w:rPr>
+        <w:t>Вступ</w:t>
+      </w:r>
+    </w:p>
+    <w:p>
+      <w:r>
+        <w:t>Інвестиційна діяльність транснаціональних корпорацій (ТНК) в Україні є важливим фактором економічного розвитку країни. Як зазначається у лекційному матеріалі (Тема 6), наявність іноземних інвестицій у країні є корисною ознакою, яка часто приводить до збільшення робочих місць та доходів. Чим більше інвестицій надходить до країни, тим більше іноземних країн вважають цей регіон економічно надійним та сприятливим. Проте інвестиційні процеси ТНК в Україні стикаються з численними проблемами, які потребують системного аналізу та розробки шляхів їх вирішення.</w:t>
+      </w:r>
+    </w:p>
+    <w:p>
+      <w:r>
+        <w:rPr>
+          <w:b/>
+          <w:sz w:val="24"/>
+        </w:rPr>
+        <w:t>1. Сучасний стан інвестиційної діяльності ТНК в Україні</w:t>
+      </w:r>
+    </w:p>
+    <w:p>
+      <w:r>
+        <w:t>Відповідно до лекційного матеріалу, найбільшими ТНК, що діють на території України, є Coca-Cola, Daewoo, Sigma-Bleyzer, Western NIS Enterprise Fund, Укртатнафта, McDonald's Ukraine Ltd, Cargill, PepsiAmericas, PepsiCo, Nestlé та Procter &amp; Gamble. В Україні зафіксовано близько 7 362 філій іноземних ТНК, водночас у світі загалом їх понад 800 000. Тобто на Україну припадає лише 0,9% їх загальної кількості, що свідчить про значний нереалізований потенціал залучення іноземних інвестицій.</w:t>
+      </w:r>
+    </w:p>
+    <w:p>
+      <w:r>
+        <w:t>Україна викликає особливий інтерес ТНК у тих галузях, в яких яскраво виражені конкурентні переваги щодо національних компаній. Найбільш привабливими для ТНК та інвесторів із країн Євросоюзу та США були такі галузі української економіки: харчова промисловість та переробка сільськогосподарських продуктів (16,3% від загального обсягу прямих іноземних інвестицій); торгівля (15,0%); фінансова сфера (9,1%); машинобудування (8,6%); транспорт (7,6%); операції з нерухомістю (5,2%); фармацевтика та нафтохімічна промисловість (4,1%).</w:t>
+      </w:r>
+    </w:p>
+    <w:p>
+      <w:r>
+        <w:t>Серед країн-інвесторів найбільші обсяги прямих іноземних інвестицій в Україну надходять з Кіпру, Нідерландів, Великої Британії, Німеччини, Швейцарії та Франції. Значна частка інвестицій з Кіпру та Нідерландів пов'язана з реінвестуванням українського капіталу, що раніше був виведений за кордон.</w:t>
+      </w:r>
+    </w:p>
+    <w:p>
+      <w:r>
+        <w:rPr>
+          <w:b/>
+          <w:sz w:val="24"/>
+        </w:rPr>
+        <w:t>2. Основні проблеми та бар'єри інвестиційної діяльності ТНК в Україні</w:t>
+      </w:r>
+    </w:p>
+    <w:p>
+      <w:r>
+        <w:t>Як зазначається у лекційному матеріалі (Тема 6), існує ціла низка проблем залучення прямих інвестицій транснаціональних корпорацій в економіку України:</w:t>
+      </w:r>
+    </w:p>
+    <w:p>
+      <w:r>
+        <w:t>1) Нестабільність законодавчої бази та часті зміни правового поля. Інвестори потребують передбачуваного та стабільного правового середовища для прийняття довгострокових інвестиційних рішень. Відсутність послідовної правової політики створює значні інвестиційні ризики, що відлякує потенційних інвесторів.</w:t>
+      </w:r>
+    </w:p>
+    <w:p>
+      <w:r>
+        <w:t>2) Високий рівень корупції та бюрократизація. Корупція залишається одним з найбільш серйозних бар'єрів для іноземних інвестицій. Складні бюрократичні процедури, непрозорість прийняття рішень та необхідність неформальних платежів суттєво збільшують транзакційні витрати для ТНК.</w:t>
+      </w:r>
+    </w:p>
+    <w:p>
+      <w:r>
+        <w:t>3) Недостатній рівень захисту прав власності та інтелектуальної власності. Як зазначає модель ресурсної залежності (Resource Dependence Model), організації залежать від навколишнього середовища як джерела ресурсів. Слабкий захист прав власності створює додаткові ризики для ТНК, що інвестують в Україну.</w:t>
+      </w:r>
+    </w:p>
+    <w:p>
+      <w:r>
+        <w:t>4) Нерозвиненість інфраструктури. Транспортна, логістична та телекомунікаційна інфраструктура України потребує суттєвої модернізації, що збільшує операційні витрати ТНК та знижує привабливість України як місця для розміщення виробничих потужностей.</w:t>
+      </w:r>
+    </w:p>
+    <w:p>
+      <w:r>
+        <w:t>5) Макроекономічна нестабільність. Коливання валютного курсу, інфляційні процеси та нестабільність фінансової системи створюють значні валютні та фінансові ризики для іноземних інвесторів.</w:t>
+      </w:r>
+    </w:p>
+    <w:p>
+      <w:r>
+        <w:t>6) Військова агресія та геополітичні ризики. Збройний конфлікт на сході України та повномасштабне вторгнення суттєво погіршили інвестиційний клімат країни, призвели до руйнування інфраструктури та виробничих потужностей, а також значно підвищили рівень інвестиційних ризиків.</w:t>
+      </w:r>
+    </w:p>
+    <w:p>
+      <w:r>
+        <w:t>7) Недостатня кваліфікація кадрів та відтік людського капіталу. Міграція кваліфікованих працівників за кордон зменшує привабливість України для ТНК, що шукають кваліфіковану робочу силу.</w:t>
+      </w:r>
+    </w:p>
+    <w:p>
+      <w:r>
+        <w:rPr>
+          <w:b/>
+          <w:sz w:val="24"/>
+        </w:rPr>
+        <w:t>3. Шляхи удосконалення інвестиційних процесів ТНК в Україні</w:t>
+      </w:r>
+    </w:p>
+    <w:p>
+      <w:r>
+        <w:t>На основі аналізу лекційного матеріалу та досвіду країн Європейського Союзу можна визначити такі основні шляхи удосконалення інвестиційних процесів ТНК в Україні:</w:t>
+      </w:r>
+    </w:p>
+    <w:p>
+      <w:r>
+        <w:t>1) Створення стабільного та прозорого правового поля. Необхідно забезпечити стабільність законодавства у сфері інвестиційної діяльності, гармонізувати національне законодавство з нормами ЄС, запровадити ефективні механізми захисту прав інвесторів. Як зазначається у лекційному матеріалі, інвестиційна стратегія держави повинна формувати адекватні інституційні умови для розвитку інвестиційного процесу.</w:t>
+      </w:r>
+    </w:p>
+    <w:p>
+      <w:r>
+        <w:t>2) Боротьба з корупцією та дерегуляція. Впровадження електронних державних послуг, спрощення дозвільних процедур, забезпечення прозорості державних закупівель та посилення відповідальності за корупційні дії сприятимуть покращенню інвестиційного клімату.</w:t>
+      </w:r>
+    </w:p>
+    <w:p>
+      <w:r>
+        <w:t>3) Розвиток інфраструктури. Модернізація транспортної, енергетичної та цифрової інфраструктури є необхідною умовою для залучення масштабних інвестицій ТНК. Досвід країн ЄС свідчить, що державні інвестиції в інфраструктуру мають мультиплікативний ефект для залучення приватних інвестицій.</w:t>
+      </w:r>
+    </w:p>
+    <w:p>
+      <w:r>
+        <w:t>4) Створення спеціальних економічних зон та індустріальних парків. Досвід таких країн, як Польща, Чехія та Угорщина, демонструє ефективність спеціальних економічних зон для залучення інвестицій ТНК. Податкові пільги, спрощені процедури та підготовлена інфраструктура суттєво знижують бар'єри для входу іноземних інвесторів.</w:t>
+      </w:r>
+    </w:p>
+    <w:p>
+      <w:r>
+        <w:t>5) Розвиток людського капіталу. Інвестиції у освіту та професійну підготовку кадрів, створення програм перекваліфікації працівників відповідно до потреб ТНК, розвиток науково-дослідної інфраструктури — все це сприятиме підвищенню привабливості України для високотехнологічних інвестицій.</w:t>
+      </w:r>
+    </w:p>
+    <w:p>
+      <w:r>
+        <w:t>6) Забезпечення макроекономічної стабільності. Послідовна монетарна та фіскальна політика, таргетування інфляції, підтримання стабільного валютного курсу — важливі фактори зниження інвестиційних ризиків для ТНК.</w:t>
+      </w:r>
+    </w:p>
+    <w:p>
+      <w:r>
+        <w:t>7) Активна участь у міжнародних інвестиційних угодах. Укладання двосторонніх інвестиційних договорів, участь у міжнародних організаціях та програмах захисту інвестицій підвищують рівень довіри іноземних інвесторів до країни.</w:t>
+      </w:r>
+    </w:p>
+    <w:p>
+      <w:r>
+        <w:rPr>
+          <w:b/>
+          <w:sz w:val="24"/>
+        </w:rPr>
+        <w:t>Висновки</w:t>
+      </w:r>
+    </w:p>
+    <w:p>
+      <w:r>
+        <w:t>Інвестиційні процеси ТНК в Україні характеризуються значним потенціалом, який залишається нереалізованим через ряд системних проблем. На Україну припадає лише 0,9% від загальної кількості філій іноземних ТНК у світі, що свідчить про необхідність кардинального покращення інвестиційного клімату.</w:t>
+      </w:r>
+    </w:p>
+    <w:p>
+      <w:r>
+        <w:t>Основні цілі інвестиційної стратегії держави, як зазначено у лекційному матеріалі, — створення привабливого інвестиційного клімату, збільшення капіталовкладень, розвиток людського капіталу, створення конкурентоспроможної економіки та диверсифікація економіки. Для досягнення цих цілей Україні необхідно провести комплексні реформи, спрямовані на стабілізацію правового поля, боротьбу з корупцією, розвиток інфраструктури та людського капіталу.</w:t>
+      </w:r>
+    </w:p>
+    <w:p>
+      <w:r>
+        <w:t>Досвід країн Центральної та Східної Європи (Польщі, Чехії, Угорщини) свідчить, що послідовна реалізація реформ та створення сприятливого інвестиційного середовища здатні суттєво збільшити обсяги інвестицій ТНК та забезпечити стійке економічне зростання. Україна має всі передумови для того, щоб стати привабливою платформою для інвестиційної діяльності ТНК, за умови усунення існуючих бар'єрів та проведення системних реформ.</w:t>
+      </w:r>
+    </w:p>
     <w:sectPr>
       <w:pgSz w:w="11906" w:h="16838"/>
       <w:pgMar w:top="1440" w:right="1440" w:bottom="1440" w:left="1440" w:header="708" w:footer="708" w:gutter="0"/>
